--- a/docs/DA4-chatbot-telegram-google-workspace/DA4-03-cd2-thiet-ke-kien-truc.docx
+++ b/docs/DA4-chatbot-telegram-google-workspace/DA4-03-cd2-thiet-ke-kien-truc.docx
@@ -526,7 +526,7 @@
                 <w:sz w:val="20"/>
                 <w:szCs w:val="20"/>
               </w:rPr>
-              <w:t xml:space="preserve">Bộ phận Phát triển phần mềm — Công ty Bioscope</w:t>
+              <w:t xml:space="preserve">QuanNH — Team Lead, Công ty OPTIMAI</w:t>
             </w:r>
           </w:p>
         </w:tc>
@@ -583,7 +583,7 @@
                 <w:sz w:val="20"/>
                 <w:szCs w:val="20"/>
               </w:rPr>
-              <w:t xml:space="preserve">Chưa xác nhận</w:t>
+              <w:t xml:space="preserve">Ban Giám đốc Công ty OPTIMAI</w:t>
             </w:r>
           </w:p>
         </w:tc>

--- a/docs/DA4-chatbot-telegram-google-workspace/DA4-03-cd2-thiet-ke-kien-truc.docx
+++ b/docs/DA4-chatbot-telegram-google-workspace/DA4-03-cd2-thiet-ke-kien-truc.docx
@@ -9,48 +9,39 @@
     </w:p>
     <w:p>
       <w:pPr>
-        <w:spacing w:after="350"/>
+        <w:spacing w:after="40"/>
         <w:jc w:val="center"/>
       </w:pPr>
       <w:r>
-        <w:drawing>
-          <wp:inline distT="0" distB="0" distL="0" distR="0">
-            <wp:extent cx="2476500" cy="723900"/>
-            <wp:effectExtent t="0" r="0" b="0" l="0"/>
-            <wp:docPr id="1" name="" descr="" title=""/>
-            <wp:cNvGraphicFramePr>
-              <a:graphicFrameLocks xmlns:a="http://schemas.openxmlformats.org/drawingml/2006/main" noChangeAspect="1"/>
-            </wp:cNvGraphicFramePr>
-            <a:graphic xmlns:a="http://schemas.openxmlformats.org/drawingml/2006/main">
-              <a:graphicData uri="http://schemas.openxmlformats.org/drawingml/2006/picture">
-                <pic:pic xmlns:pic="http://schemas.openxmlformats.org/drawingml/2006/picture">
-                  <pic:nvPicPr>
-                    <pic:cNvPr id="0" name="" descr=""/>
-                    <pic:cNvPicPr>
-                      <a:picLocks noChangeAspect="1" noChangeArrowheads="1"/>
-                    </pic:cNvPicPr>
-                  </pic:nvPicPr>
-                  <pic:blipFill>
-                    <a:blip r:embed="rId9" cstate="none"/>
-                    <a:srcRect/>
-                    <a:stretch>
-                      <a:fillRect/>
-                    </a:stretch>
-                  </pic:blipFill>
-                  <pic:spPr bwMode="auto">
-                    <a:xfrm>
-                      <a:off x="0" y="0"/>
-                      <a:ext cx="2476500" cy="723900"/>
-                    </a:xfrm>
-                    <a:prstGeom prst="rect">
-                      <a:avLst/>
-                    </a:prstGeom>
-                  </pic:spPr>
-                </pic:pic>
-              </a:graphicData>
-            </a:graphic>
-          </wp:inline>
-        </w:drawing>
+        <w:rPr>
+          <w:rFonts w:ascii="Be Vietnam Pro" w:cs="Be Vietnam Pro" w:eastAsia="Be Vietnam Pro" w:hAnsi="Be Vietnam Pro"/>
+          <w:b/>
+          <w:bCs/>
+          <w:color w:val="036F3D"/>
+          <w:spacing w:val="160"/>
+          <w:sz w:val="64"/>
+          <w:szCs w:val="64"/>
+        </w:rPr>
+        <w:t xml:space="preserve">OPTIMAI</w:t>
+      </w:r>
+    </w:p>
+    <w:p>
+      <w:pPr>
+        <w:pBdr>
+          <w:top w:val="single" w:color="F58E33" w:sz="8" w:space="10"/>
+        </w:pBdr>
+        <w:spacing w:after="320"/>
+        <w:jc w:val="center"/>
+      </w:pPr>
+      <w:r>
+        <w:rPr>
+          <w:rFonts w:ascii="Be Vietnam Pro" w:cs="Be Vietnam Pro" w:eastAsia="Be Vietnam Pro" w:hAnsi="Be Vietnam Pro"/>
+          <w:color w:val="8A4B12"/>
+          <w:spacing w:val="70"/>
+          <w:sz w:val="16"/>
+          <w:szCs w:val="16"/>
+        </w:rPr>
+        <w:t xml:space="preserve">CÔNG TY PHÁT TRIỂN PHẦN MỀM</w:t>
       </w:r>
     </w:p>
     <w:p>
@@ -8512,44 +8503,16 @@
             <w:spacing w:after="0"/>
           </w:pPr>
           <w:r>
-            <w:drawing>
-              <wp:inline distT="0" distB="0" distL="0" distR="0">
-                <wp:extent cx="1009650" cy="295275"/>
-                <wp:effectExtent t="0" r="0" b="0" l="0"/>
-                <wp:docPr id="1" name="" descr="" title=""/>
-                <wp:cNvGraphicFramePr>
-                  <a:graphicFrameLocks xmlns:a="http://schemas.openxmlformats.org/drawingml/2006/main" noChangeAspect="1"/>
-                </wp:cNvGraphicFramePr>
-                <a:graphic xmlns:a="http://schemas.openxmlformats.org/drawingml/2006/main">
-                  <a:graphicData uri="http://schemas.openxmlformats.org/drawingml/2006/picture">
-                    <pic:pic xmlns:pic="http://schemas.openxmlformats.org/drawingml/2006/picture">
-                      <pic:nvPicPr>
-                        <pic:cNvPr id="0" name="" descr=""/>
-                        <pic:cNvPicPr>
-                          <a:picLocks noChangeAspect="1" noChangeArrowheads="1"/>
-                        </pic:cNvPicPr>
-                      </pic:nvPicPr>
-                      <pic:blipFill>
-                        <a:blip r:embed="rId0" cstate="none"/>
-                        <a:srcRect/>
-                        <a:stretch>
-                          <a:fillRect/>
-                        </a:stretch>
-                      </pic:blipFill>
-                      <pic:spPr bwMode="auto">
-                        <a:xfrm>
-                          <a:off x="0" y="0"/>
-                          <a:ext cx="1009650" cy="295275"/>
-                        </a:xfrm>
-                        <a:prstGeom prst="rect">
-                          <a:avLst/>
-                        </a:prstGeom>
-                      </pic:spPr>
-                    </pic:pic>
-                  </a:graphicData>
-                </a:graphic>
-              </wp:inline>
-            </w:drawing>
+            <w:rPr>
+              <w:rFonts w:ascii="Be Vietnam Pro" w:cs="Be Vietnam Pro" w:eastAsia="Be Vietnam Pro" w:hAnsi="Be Vietnam Pro"/>
+              <w:b/>
+              <w:bCs/>
+              <w:color w:val="036F3D"/>
+              <w:spacing w:val="60"/>
+              <w:sz w:val="19"/>
+              <w:szCs w:val="19"/>
+            </w:rPr>
+            <w:t xml:space="preserve">OPTIMAI</w:t>
           </w:r>
         </w:p>
       </w:tc>

--- a/docs/DA4-chatbot-telegram-google-workspace/DA4-03-cd2-thiet-ke-kien-truc.docx
+++ b/docs/DA4-chatbot-telegram-google-workspace/DA4-03-cd2-thiet-ke-kien-truc.docx
@@ -517,7 +517,7 @@
                 <w:sz w:val="20"/>
                 <w:szCs w:val="20"/>
               </w:rPr>
-              <w:t xml:space="preserve">QuanNH — Team Lead, Công ty OPTIMAI</w:t>
+              <w:t xml:space="preserve">Quân — Team phát triển, Công ty OPTIMAI</w:t>
             </w:r>
           </w:p>
         </w:tc>
@@ -830,6 +830,279 @@
           <w:docGrid w:linePitch="360"/>
         </w:sectPr>
       </w:pPr>
+    </w:p>
+    <w:p>
+      <w:pPr>
+        <w:spacing w:after="140" w:before="120"/>
+      </w:pPr>
+      <w:r>
+        <w:rPr>
+          <w:rFonts w:ascii="Be Vietnam Pro" w:cs="Be Vietnam Pro" w:eastAsia="Be Vietnam Pro" w:hAnsi="Be Vietnam Pro"/>
+          <w:b/>
+          <w:bCs/>
+          <w:color w:val="036F3D"/>
+          <w:spacing w:val="50"/>
+          <w:sz w:val="21"/>
+          <w:szCs w:val="21"/>
+        </w:rPr>
+        <w:t xml:space="preserve">MỤC LỤC</w:t>
+      </w:r>
+    </w:p>
+    <w:p>
+      <w:pPr>
+        <w:spacing w:after="40" w:line="260"/>
+        <w:ind w:left="220"/>
+      </w:pPr>
+      <w:r>
+        <w:rPr>
+          <w:rFonts w:ascii="Be Vietnam Pro" w:cs="Be Vietnam Pro" w:eastAsia="Be Vietnam Pro" w:hAnsi="Be Vietnam Pro"/>
+          <w:color w:val="4A5551"/>
+          <w:sz w:val="19"/>
+          <w:szCs w:val="19"/>
+        </w:rPr>
+        <w:t xml:space="preserve">1. Mục tiêu kiến trúc</w:t>
+      </w:r>
+    </w:p>
+    <w:p>
+      <w:pPr>
+        <w:spacing w:after="40" w:line="260"/>
+        <w:ind w:left="220"/>
+      </w:pPr>
+      <w:r>
+        <w:rPr>
+          <w:rFonts w:ascii="Be Vietnam Pro" w:cs="Be Vietnam Pro" w:eastAsia="Be Vietnam Pro" w:hAnsi="Be Vietnam Pro"/>
+          <w:color w:val="4A5551"/>
+          <w:sz w:val="19"/>
+          <w:szCs w:val="19"/>
+        </w:rPr>
+        <w:t xml:space="preserve">2. Phân rã tệp</w:t>
+      </w:r>
+    </w:p>
+    <w:p>
+      <w:pPr>
+        <w:spacing w:after="40" w:line="260"/>
+        <w:ind w:left="220"/>
+      </w:pPr>
+      <w:r>
+        <w:rPr>
+          <w:rFonts w:ascii="Be Vietnam Pro" w:cs="Be Vietnam Pro" w:eastAsia="Be Vietnam Pro" w:hAnsi="Be Vietnam Pro"/>
+          <w:color w:val="4A5551"/>
+          <w:sz w:val="19"/>
+          <w:szCs w:val="19"/>
+        </w:rPr>
+        <w:t xml:space="preserve">3. Vòng đời một Telegram update</w:t>
+      </w:r>
+    </w:p>
+    <w:p>
+      <w:pPr>
+        <w:spacing w:after="40" w:line="260"/>
+        <w:ind w:left="220"/>
+      </w:pPr>
+      <w:r>
+        <w:rPr>
+          <w:rFonts w:ascii="Be Vietnam Pro" w:cs="Be Vietnam Pro" w:eastAsia="Be Vietnam Pro" w:hAnsi="Be Vietnam Pro"/>
+          <w:color w:val="4A5551"/>
+          <w:sz w:val="19"/>
+          <w:szCs w:val="19"/>
+        </w:rPr>
+        <w:t xml:space="preserve">4. Hợp đồng intercept</w:t>
+      </w:r>
+    </w:p>
+    <w:p>
+      <w:pPr>
+        <w:spacing w:after="40" w:line="260"/>
+        <w:ind w:left="220"/>
+      </w:pPr>
+      <w:r>
+        <w:rPr>
+          <w:rFonts w:ascii="Be Vietnam Pro" w:cs="Be Vietnam Pro" w:eastAsia="Be Vietnam Pro" w:hAnsi="Be Vietnam Pro"/>
+          <w:color w:val="4A5551"/>
+          <w:sz w:val="19"/>
+          <w:szCs w:val="19"/>
+        </w:rPr>
+        <w:t xml:space="preserve">5. Kiến trúc phân quyền</w:t>
+      </w:r>
+    </w:p>
+    <w:p>
+      <w:pPr>
+        <w:spacing w:after="40" w:line="260"/>
+        <w:ind w:left="220"/>
+      </w:pPr>
+      <w:r>
+        <w:rPr>
+          <w:rFonts w:ascii="Be Vietnam Pro" w:cs="Be Vietnam Pro" w:eastAsia="Be Vietnam Pro" w:hAnsi="Be Vietnam Pro"/>
+          <w:color w:val="4A5551"/>
+          <w:sz w:val="19"/>
+          <w:szCs w:val="19"/>
+        </w:rPr>
+        <w:t xml:space="preserve">6. Luồng Insight</w:t>
+      </w:r>
+    </w:p>
+    <w:p>
+      <w:pPr>
+        <w:spacing w:after="40" w:line="260"/>
+        <w:ind w:left="220"/>
+      </w:pPr>
+      <w:r>
+        <w:rPr>
+          <w:rFonts w:ascii="Be Vietnam Pro" w:cs="Be Vietnam Pro" w:eastAsia="Be Vietnam Pro" w:hAnsi="Be Vietnam Pro"/>
+          <w:color w:val="4A5551"/>
+          <w:sz w:val="19"/>
+          <w:szCs w:val="19"/>
+        </w:rPr>
+        <w:t xml:space="preserve">7. Luồng gọi OpenRouter</w:t>
+      </w:r>
+    </w:p>
+    <w:p>
+      <w:pPr>
+        <w:spacing w:after="40" w:line="260"/>
+        <w:ind w:left="220"/>
+      </w:pPr>
+      <w:r>
+        <w:rPr>
+          <w:rFonts w:ascii="Be Vietnam Pro" w:cs="Be Vietnam Pro" w:eastAsia="Be Vietnam Pro" w:hAnsi="Be Vietnam Pro"/>
+          <w:color w:val="4A5551"/>
+          <w:sz w:val="19"/>
+          <w:szCs w:val="19"/>
+        </w:rPr>
+        <w:t xml:space="preserve">8. Tích hợp Google Sheets</w:t>
+      </w:r>
+    </w:p>
+    <w:p>
+      <w:pPr>
+        <w:spacing w:after="40" w:line="260"/>
+        <w:ind w:left="220"/>
+      </w:pPr>
+      <w:r>
+        <w:rPr>
+          <w:rFonts w:ascii="Be Vietnam Pro" w:cs="Be Vietnam Pro" w:eastAsia="Be Vietnam Pro" w:hAnsi="Be Vietnam Pro"/>
+          <w:color w:val="4A5551"/>
+          <w:sz w:val="19"/>
+          <w:szCs w:val="19"/>
+        </w:rPr>
+        <w:t xml:space="preserve">9. Tích hợp Google Drive</w:t>
+      </w:r>
+    </w:p>
+    <w:p>
+      <w:pPr>
+        <w:spacing w:after="40" w:line="260"/>
+        <w:ind w:left="220"/>
+      </w:pPr>
+      <w:r>
+        <w:rPr>
+          <w:rFonts w:ascii="Be Vietnam Pro" w:cs="Be Vietnam Pro" w:eastAsia="Be Vietnam Pro" w:hAnsi="Be Vietnam Pro"/>
+          <w:color w:val="4A5551"/>
+          <w:sz w:val="19"/>
+          <w:szCs w:val="19"/>
+        </w:rPr>
+        <w:t xml:space="preserve">10. Session và state machine</w:t>
+      </w:r>
+    </w:p>
+    <w:p>
+      <w:pPr>
+        <w:spacing w:after="40" w:line="260"/>
+        <w:ind w:left="220"/>
+      </w:pPr>
+      <w:r>
+        <w:rPr>
+          <w:rFonts w:ascii="Be Vietnam Pro" w:cs="Be Vietnam Pro" w:eastAsia="Be Vietnam Pro" w:hAnsi="Be Vietnam Pro"/>
+          <w:color w:val="4A5551"/>
+          <w:sz w:val="19"/>
+          <w:szCs w:val="19"/>
+        </w:rPr>
+        <w:t xml:space="preserve">11. Dispatcher</w:t>
+      </w:r>
+    </w:p>
+    <w:p>
+      <w:pPr>
+        <w:spacing w:after="40" w:line="260"/>
+        <w:ind w:left="220"/>
+      </w:pPr>
+      <w:r>
+        <w:rPr>
+          <w:rFonts w:ascii="Be Vietnam Pro" w:cs="Be Vietnam Pro" w:eastAsia="Be Vietnam Pro" w:hAnsi="Be Vietnam Pro"/>
+          <w:color w:val="4A5551"/>
+          <w:sz w:val="19"/>
+          <w:szCs w:val="19"/>
+        </w:rPr>
+        <w:t xml:space="preserve">12. Bảo mật</w:t>
+      </w:r>
+    </w:p>
+    <w:p>
+      <w:pPr>
+        <w:spacing w:after="40" w:line="260"/>
+        <w:ind w:left="220"/>
+      </w:pPr>
+      <w:r>
+        <w:rPr>
+          <w:rFonts w:ascii="Be Vietnam Pro" w:cs="Be Vietnam Pro" w:eastAsia="Be Vietnam Pro" w:hAnsi="Be Vietnam Pro"/>
+          <w:color w:val="4A5551"/>
+          <w:sz w:val="19"/>
+          <w:szCs w:val="19"/>
+        </w:rPr>
+        <w:t xml:space="preserve">13. Khả năng chịu lỗi</w:t>
+      </w:r>
+    </w:p>
+    <w:p>
+      <w:pPr>
+        <w:spacing w:after="40" w:line="260"/>
+        <w:ind w:left="220"/>
+      </w:pPr>
+      <w:r>
+        <w:rPr>
+          <w:rFonts w:ascii="Be Vietnam Pro" w:cs="Be Vietnam Pro" w:eastAsia="Be Vietnam Pro" w:hAnsi="Be Vietnam Pro"/>
+          <w:color w:val="4A5551"/>
+          <w:sz w:val="19"/>
+          <w:szCs w:val="19"/>
+        </w:rPr>
+        <w:t xml:space="preserve">14. Quyết định kỹ thuật</w:t>
+      </w:r>
+    </w:p>
+    <w:p>
+      <w:pPr>
+        <w:spacing w:after="40" w:line="260"/>
+        <w:ind w:left="220"/>
+      </w:pPr>
+      <w:r>
+        <w:rPr>
+          <w:rFonts w:ascii="Be Vietnam Pro" w:cs="Be Vietnam Pro" w:eastAsia="Be Vietnam Pro" w:hAnsi="Be Vietnam Pro"/>
+          <w:color w:val="4A5551"/>
+          <w:sz w:val="19"/>
+          <w:szCs w:val="19"/>
+        </w:rPr>
+        <w:t xml:space="preserve">15. Điểm thiết kế còn mở</w:t>
+      </w:r>
+    </w:p>
+    <w:p>
+      <w:pPr>
+        <w:spacing w:after="40" w:line="260"/>
+        <w:ind w:left="220"/>
+      </w:pPr>
+      <w:r>
+        <w:rPr>
+          <w:rFonts w:ascii="Be Vietnam Pro" w:cs="Be Vietnam Pro" w:eastAsia="Be Vietnam Pro" w:hAnsi="Be Vietnam Pro"/>
+          <w:color w:val="4A5551"/>
+          <w:sz w:val="19"/>
+          <w:szCs w:val="19"/>
+        </w:rPr>
+        <w:t xml:space="preserve">16. Tài liệu liên quan</w:t>
+      </w:r>
+    </w:p>
+    <w:p>
+      <w:pPr>
+        <w:pBdr>
+          <w:bottom w:val="single" w:color="CFE3D8" w:sz="4" w:space="4"/>
+        </w:pBdr>
+        <w:spacing w:after="260" w:before="160"/>
+      </w:pPr>
+      <w:r>
+        <w:rPr>
+          <w:rFonts w:ascii="Be Vietnam Pro" w:cs="Be Vietnam Pro" w:eastAsia="Be Vietnam Pro" w:hAnsi="Be Vietnam Pro"/>
+          <w:sz w:val="2"/>
+          <w:szCs w:val="2"/>
+        </w:rPr>
+        <w:t xml:space="preserve"/>
+      </w:r>
     </w:p>
     <w:p>
       <w:pPr>
